--- a/Gabriel/PHP Vue/GABRIEL POPA.docx
+++ b/Gabriel/PHP Vue/GABRIEL POPA.docx
@@ -81,8 +81,6 @@
         </w:rPr>
         <w:t xml:space="preserve"> </w:t>
       </w:r>
-      <w:bookmarkStart w:id="0" w:name="_GoBack"/>
-      <w:bookmarkEnd w:id="0"/>
       <w:r>
         <w:rPr>
           <w:b/>
@@ -269,60 +267,7 @@
           <w:sz w:val="20"/>
           <w:szCs w:val="28"/>
         </w:rPr>
-        <w:t>, Romania</w:t>
-      </w:r>
-      <w:r>
-        <w:rPr>
-          <w:rStyle w:val="NormalWebChar"/>
-          <w:rFonts w:asciiTheme="majorBidi" w:hAnsiTheme="majorBidi" w:cstheme="majorBidi"/>
-          <w:bCs/>
-          <w:color w:val="000000" w:themeColor="text1"/>
-          <w:sz w:val="20"/>
-          <w:szCs w:val="28"/>
-        </w:rPr>
-        <w:t xml:space="preserve"> | </w:t>
-      </w:r>
-      <w:r>
-        <w:rPr>
-          <w:rStyle w:val="NormalWebChar"/>
-          <w:rFonts w:asciiTheme="majorBidi" w:hAnsiTheme="majorBidi" w:cstheme="majorBidi"/>
-          <w:bCs/>
-          <w:color w:val="000000" w:themeColor="text1"/>
-          <w:sz w:val="20"/>
-          <w:szCs w:val="28"/>
-        </w:rPr>
-        <w:t xml:space="preserve">+40 764309991 | </w:t>
-      </w:r>
-      <w:r>
-        <w:rPr>
-          <w:rFonts w:asciiTheme="majorBidi" w:eastAsia="Times New Roman" w:hAnsiTheme="majorBidi" w:cstheme="majorBidi"/>
-          <w:bCs/>
-          <w:color w:val="000000" w:themeColor="text1"/>
-          <w:szCs w:val="27"/>
-          <w:lang w:eastAsia="en-US"/>
-        </w:rPr>
-        <w:t>popagabriel0523@outlook.com</w:t>
-      </w:r>
-      <w:r>
-        <w:rPr>
-          <w:rFonts w:asciiTheme="majorBidi" w:eastAsia="Times New Roman" w:hAnsiTheme="majorBidi" w:cstheme="majorBidi"/>
-          <w:bCs/>
-          <w:color w:val="000000" w:themeColor="text1"/>
-          <w:szCs w:val="27"/>
-          <w:lang w:eastAsia="en-US"/>
-        </w:rPr>
-        <w:t xml:space="preserve"> | </w:t>
-      </w:r>
-      <w:r>
-        <w:rPr>
-          <w:rStyle w:val="NormalWebChar"/>
-          <w:rFonts w:asciiTheme="majorBidi" w:hAnsiTheme="majorBidi" w:cstheme="majorBidi"/>
-          <w:bCs/>
-          <w:color w:val="000000" w:themeColor="text1"/>
-          <w:sz w:val="20"/>
-          <w:szCs w:val="27"/>
-        </w:rPr>
-        <w:t>https://www.linkedin.com/in/gabriel-popa-89ba643a4/</w:t>
+        <w:t>, Romania | +40 764309991 | gabrielpdev@outlook.com | https://www.linkedin.com/in/gabriel-popa-12890b414/</w:t>
       </w:r>
     </w:p>
     <w:p>
@@ -567,7 +512,6 @@
         </w:rPr>
         <w:t xml:space="preserve">, </w:t>
       </w:r>
-      <w:proofErr w:type="spellStart"/>
       <w:r>
         <w:rPr>
           <w:rStyle w:val="Strong"/>
@@ -576,7 +520,6 @@
         </w:rPr>
         <w:t>PostgreSQL</w:t>
       </w:r>
-      <w:proofErr w:type="spellEnd"/>
       <w:r>
         <w:rPr>
           <w:rFonts w:ascii="Times New Roman" w:hAnsi="Times New Roman" w:cs="Times New Roman"/>
@@ -601,7 +544,6 @@
         </w:rPr>
         <w:t xml:space="preserve">, </w:t>
       </w:r>
-      <w:proofErr w:type="spellStart"/>
       <w:r>
         <w:rPr>
           <w:rStyle w:val="Strong"/>
@@ -610,7 +552,6 @@
         </w:rPr>
         <w:t>Docker</w:t>
       </w:r>
-      <w:proofErr w:type="spellEnd"/>
       <w:r>
         <w:rPr>
           <w:rFonts w:ascii="Times New Roman" w:hAnsi="Times New Roman" w:cs="Times New Roman"/>
@@ -1073,27 +1014,7 @@
           <w:szCs w:val="24"/>
           <w:lang w:eastAsia="en-US"/>
         </w:rPr>
-        <w:t xml:space="preserve"> MySQL, </w:t>
-      </w:r>
-      <w:proofErr w:type="spellStart"/>
-      <w:r>
-        <w:rPr>
-          <w:rFonts w:ascii="Times New Roman" w:eastAsia="Times New Roman" w:hAnsi="Times New Roman" w:cs="Times New Roman"/>
-          <w:sz w:val="22"/>
-          <w:szCs w:val="24"/>
-          <w:lang w:eastAsia="en-US"/>
-        </w:rPr>
-        <w:t>PostgreSQL</w:t>
-      </w:r>
-      <w:proofErr w:type="spellEnd"/>
-      <w:r>
-        <w:rPr>
-          <w:rFonts w:ascii="Times New Roman" w:eastAsia="Times New Roman" w:hAnsi="Times New Roman" w:cs="Times New Roman"/>
-          <w:sz w:val="22"/>
-          <w:szCs w:val="24"/>
-          <w:lang w:eastAsia="en-US"/>
-        </w:rPr>
-        <w:t xml:space="preserve">, SQL, </w:t>
+        <w:t xml:space="preserve"> MySQL, PostgreSQL, SQL, </w:t>
       </w:r>
       <w:proofErr w:type="spellStart"/>
       <w:r>
@@ -1141,60 +1062,56 @@
           <w:szCs w:val="24"/>
           <w:lang w:eastAsia="en-US"/>
         </w:rPr>
-        <w:t xml:space="preserve">Cloud &amp; </w:t>
+        <w:t>Cloud &amp; DevOps:</w:t>
+      </w:r>
+      <w:r>
+        <w:rPr>
+          <w:rFonts w:ascii="Times New Roman" w:eastAsia="Times New Roman" w:hAnsi="Times New Roman" w:cs="Times New Roman"/>
+          <w:sz w:val="22"/>
+          <w:szCs w:val="24"/>
+          <w:lang w:eastAsia="en-US"/>
+        </w:rPr>
+        <w:t xml:space="preserve"> </w:t>
+      </w:r>
+      <w:r>
+        <w:rPr>
+          <w:rFonts w:ascii="Times New Roman" w:eastAsia="Times New Roman" w:hAnsi="Times New Roman" w:cs="Times New Roman"/>
+          <w:b/>
+          <w:bCs/>
+          <w:sz w:val="22"/>
+          <w:szCs w:val="24"/>
+          <w:lang w:eastAsia="en-US"/>
+        </w:rPr>
+        <w:t>AWS</w:t>
+      </w:r>
+      <w:r>
+        <w:rPr>
+          <w:rFonts w:ascii="Times New Roman" w:eastAsia="Times New Roman" w:hAnsi="Times New Roman" w:cs="Times New Roman"/>
+          <w:sz w:val="22"/>
+          <w:szCs w:val="24"/>
+          <w:lang w:eastAsia="en-US"/>
+        </w:rPr>
+        <w:t xml:space="preserve">, Docker, </w:t>
       </w:r>
       <w:proofErr w:type="spellStart"/>
       <w:r>
         <w:rPr>
           <w:rFonts w:ascii="Times New Roman" w:eastAsia="Times New Roman" w:hAnsi="Times New Roman" w:cs="Times New Roman"/>
-          <w:b/>
-          <w:bCs/>
-          <w:sz w:val="22"/>
-          <w:szCs w:val="24"/>
-          <w:lang w:eastAsia="en-US"/>
-        </w:rPr>
-        <w:t>DevOps</w:t>
+          <w:sz w:val="22"/>
+          <w:szCs w:val="24"/>
+          <w:lang w:eastAsia="en-US"/>
+        </w:rPr>
+        <w:t>Git</w:t>
       </w:r>
       <w:proofErr w:type="spellEnd"/>
       <w:r>
         <w:rPr>
           <w:rFonts w:ascii="Times New Roman" w:eastAsia="Times New Roman" w:hAnsi="Times New Roman" w:cs="Times New Roman"/>
-          <w:b/>
-          <w:bCs/>
-          <w:sz w:val="22"/>
-          <w:szCs w:val="24"/>
-          <w:lang w:eastAsia="en-US"/>
-        </w:rPr>
-        <w:t>:</w:t>
-      </w:r>
-      <w:r>
-        <w:rPr>
-          <w:rFonts w:ascii="Times New Roman" w:eastAsia="Times New Roman" w:hAnsi="Times New Roman" w:cs="Times New Roman"/>
-          <w:sz w:val="22"/>
-          <w:szCs w:val="24"/>
-          <w:lang w:eastAsia="en-US"/>
-        </w:rPr>
-        <w:t xml:space="preserve"> </w:t>
-      </w:r>
-      <w:r>
-        <w:rPr>
-          <w:rFonts w:ascii="Times New Roman" w:eastAsia="Times New Roman" w:hAnsi="Times New Roman" w:cs="Times New Roman"/>
-          <w:b/>
-          <w:bCs/>
-          <w:sz w:val="22"/>
-          <w:szCs w:val="24"/>
-          <w:lang w:eastAsia="en-US"/>
-        </w:rPr>
-        <w:t>AWS</w:t>
-      </w:r>
-      <w:r>
-        <w:rPr>
-          <w:rFonts w:ascii="Times New Roman" w:eastAsia="Times New Roman" w:hAnsi="Times New Roman" w:cs="Times New Roman"/>
-          <w:sz w:val="22"/>
-          <w:szCs w:val="24"/>
-          <w:lang w:eastAsia="en-US"/>
-        </w:rPr>
-        <w:t xml:space="preserve">, </w:t>
+          <w:sz w:val="22"/>
+          <w:szCs w:val="24"/>
+          <w:lang w:eastAsia="en-US"/>
+        </w:rPr>
+        <w:t xml:space="preserve">, GitHub, </w:t>
       </w:r>
       <w:proofErr w:type="spellStart"/>
       <w:r>
@@ -1204,7 +1121,7 @@
           <w:szCs w:val="24"/>
           <w:lang w:eastAsia="en-US"/>
         </w:rPr>
-        <w:t>Docker</w:t>
+        <w:t>GitLab</w:t>
       </w:r>
       <w:proofErr w:type="spellEnd"/>
       <w:r>
@@ -1214,87 +1131,7 @@
           <w:szCs w:val="24"/>
           <w:lang w:eastAsia="en-US"/>
         </w:rPr>
-        <w:t xml:space="preserve">, </w:t>
-      </w:r>
-      <w:proofErr w:type="spellStart"/>
-      <w:r>
-        <w:rPr>
-          <w:rFonts w:ascii="Times New Roman" w:eastAsia="Times New Roman" w:hAnsi="Times New Roman" w:cs="Times New Roman"/>
-          <w:sz w:val="22"/>
-          <w:szCs w:val="24"/>
-          <w:lang w:eastAsia="en-US"/>
-        </w:rPr>
-        <w:t>Git</w:t>
-      </w:r>
-      <w:proofErr w:type="spellEnd"/>
-      <w:r>
-        <w:rPr>
-          <w:rFonts w:ascii="Times New Roman" w:eastAsia="Times New Roman" w:hAnsi="Times New Roman" w:cs="Times New Roman"/>
-          <w:sz w:val="22"/>
-          <w:szCs w:val="24"/>
-          <w:lang w:eastAsia="en-US"/>
-        </w:rPr>
-        <w:t xml:space="preserve">, </w:t>
-      </w:r>
-      <w:proofErr w:type="spellStart"/>
-      <w:r>
-        <w:rPr>
-          <w:rFonts w:ascii="Times New Roman" w:eastAsia="Times New Roman" w:hAnsi="Times New Roman" w:cs="Times New Roman"/>
-          <w:sz w:val="22"/>
-          <w:szCs w:val="24"/>
-          <w:lang w:eastAsia="en-US"/>
-        </w:rPr>
-        <w:t>GitHub</w:t>
-      </w:r>
-      <w:proofErr w:type="spellEnd"/>
-      <w:r>
-        <w:rPr>
-          <w:rFonts w:ascii="Times New Roman" w:eastAsia="Times New Roman" w:hAnsi="Times New Roman" w:cs="Times New Roman"/>
-          <w:sz w:val="22"/>
-          <w:szCs w:val="24"/>
-          <w:lang w:eastAsia="en-US"/>
-        </w:rPr>
-        <w:t xml:space="preserve">, </w:t>
-      </w:r>
-      <w:proofErr w:type="spellStart"/>
-      <w:r>
-        <w:rPr>
-          <w:rFonts w:ascii="Times New Roman" w:eastAsia="Times New Roman" w:hAnsi="Times New Roman" w:cs="Times New Roman"/>
-          <w:sz w:val="22"/>
-          <w:szCs w:val="24"/>
-          <w:lang w:eastAsia="en-US"/>
-        </w:rPr>
-        <w:t>GitLab</w:t>
-      </w:r>
-      <w:proofErr w:type="spellEnd"/>
-      <w:r>
-        <w:rPr>
-          <w:rFonts w:ascii="Times New Roman" w:eastAsia="Times New Roman" w:hAnsi="Times New Roman" w:cs="Times New Roman"/>
-          <w:sz w:val="22"/>
-          <w:szCs w:val="24"/>
-          <w:lang w:eastAsia="en-US"/>
-        </w:rPr>
-        <w:t xml:space="preserve"> CI/CD, Jenkins, Linux, </w:t>
-      </w:r>
-      <w:proofErr w:type="spellStart"/>
-      <w:r>
-        <w:rPr>
-          <w:rFonts w:ascii="Times New Roman" w:eastAsia="Times New Roman" w:hAnsi="Times New Roman" w:cs="Times New Roman"/>
-          <w:sz w:val="22"/>
-          <w:szCs w:val="24"/>
-          <w:lang w:eastAsia="en-US"/>
-        </w:rPr>
-        <w:t>Nginx</w:t>
-      </w:r>
-      <w:proofErr w:type="spellEnd"/>
-      <w:r>
-        <w:rPr>
-          <w:rFonts w:ascii="Times New Roman" w:eastAsia="Times New Roman" w:hAnsi="Times New Roman" w:cs="Times New Roman"/>
-          <w:sz w:val="22"/>
-          <w:szCs w:val="24"/>
-          <w:lang w:eastAsia="en-US"/>
-        </w:rPr>
-        <w:t>, Apache, deployment, build pipelines, release support, environment setup, log monitoring</w:t>
+        <w:t xml:space="preserve"> CI/CD, Jenkins, Linux, Nginx, Apache, deployment, build pipelines, release support, environment setup, log monitoring</w:t>
       </w:r>
     </w:p>
     <w:p>
@@ -1313,29 +1150,16 @@
           <w:lang w:eastAsia="en-US"/>
         </w:rPr>
       </w:pPr>
-      <w:proofErr w:type="spellStart"/>
-      <w:r>
-        <w:rPr>
-          <w:rFonts w:ascii="Times New Roman" w:eastAsia="Times New Roman" w:hAnsi="Times New Roman" w:cs="Times New Roman"/>
-          <w:b/>
-          <w:bCs/>
-          <w:sz w:val="22"/>
-          <w:szCs w:val="24"/>
-          <w:lang w:eastAsia="en-US"/>
-        </w:rPr>
-        <w:t>Observability</w:t>
-      </w:r>
-      <w:proofErr w:type="spellEnd"/>
-      <w:r>
-        <w:rPr>
-          <w:rFonts w:ascii="Times New Roman" w:eastAsia="Times New Roman" w:hAnsi="Times New Roman" w:cs="Times New Roman"/>
-          <w:b/>
-          <w:bCs/>
-          <w:sz w:val="22"/>
-          <w:szCs w:val="24"/>
-          <w:lang w:eastAsia="en-US"/>
-        </w:rPr>
-        <w:t xml:space="preserve"> / Quality / Security:</w:t>
+      <w:r>
+        <w:rPr>
+          <w:rFonts w:ascii="Times New Roman" w:eastAsia="Times New Roman" w:hAnsi="Times New Roman" w:cs="Times New Roman"/>
+          <w:b/>
+          <w:bCs/>
+          <w:sz w:val="22"/>
+          <w:szCs w:val="24"/>
+          <w:lang w:eastAsia="en-US"/>
+        </w:rPr>
+        <w:t>Observability / Quality / Security:</w:t>
       </w:r>
       <w:r>
         <w:rPr>
@@ -1544,7 +1368,7 @@
           <w:sz w:val="22"/>
           <w:szCs w:val="28"/>
         </w:rPr>
-        <w:t xml:space="preserve">2024 – </w:t>
+        <w:t xml:space="preserve"> </w:t>
       </w:r>
       <w:r>
         <w:rPr>
@@ -1553,7 +1377,25 @@
           <w:sz w:val="22"/>
           <w:szCs w:val="28"/>
         </w:rPr>
-        <w:t>Dec 2025)</w:t>
+        <w:t xml:space="preserve">2024 – </w:t>
+      </w:r>
+      <w:r>
+        <w:rPr>
+          <w:rFonts w:asciiTheme="majorBidi" w:hAnsiTheme="majorBidi" w:cstheme="majorBidi"/>
+          <w:i/>
+          <w:sz w:val="22"/>
+          <w:szCs w:val="28"/>
+        </w:rPr>
+        <w:t>May 2026</w:t>
+      </w:r>
+      <w:r>
+        <w:rPr>
+          <w:rFonts w:asciiTheme="majorBidi" w:hAnsiTheme="majorBidi" w:cstheme="majorBidi"/>
+          <w:i/>
+          <w:sz w:val="22"/>
+          <w:szCs w:val="28"/>
+        </w:rPr>
+        <w:t>)</w:t>
       </w:r>
     </w:p>
     <w:p>
@@ -2599,41 +2441,72 @@
           <w:szCs w:val="24"/>
           <w:lang w:eastAsia="en-US"/>
         </w:rPr>
-        <w:t xml:space="preserve">Worked closely with </w:t>
+        <w:t xml:space="preserve">Worked closely with DevOps on </w:t>
+      </w:r>
+      <w:r>
+        <w:rPr>
+          <w:rFonts w:ascii="Times New Roman" w:eastAsia="Times New Roman" w:hAnsi="Times New Roman" w:cs="Times New Roman"/>
+          <w:b/>
+          <w:bCs/>
+          <w:sz w:val="22"/>
+          <w:szCs w:val="24"/>
+          <w:lang w:eastAsia="en-US"/>
+        </w:rPr>
+        <w:t>Docker</w:t>
+      </w:r>
+      <w:r>
+        <w:rPr>
+          <w:rFonts w:ascii="Times New Roman" w:eastAsia="Times New Roman" w:hAnsi="Times New Roman" w:cs="Times New Roman"/>
+          <w:sz w:val="22"/>
+          <w:szCs w:val="24"/>
+          <w:lang w:eastAsia="en-US"/>
+        </w:rPr>
+        <w:t xml:space="preserve">, </w:t>
+      </w:r>
+      <w:r>
+        <w:rPr>
+          <w:rFonts w:ascii="Times New Roman" w:eastAsia="Times New Roman" w:hAnsi="Times New Roman" w:cs="Times New Roman"/>
+          <w:b/>
+          <w:bCs/>
+          <w:sz w:val="22"/>
+          <w:szCs w:val="24"/>
+          <w:lang w:eastAsia="en-US"/>
+        </w:rPr>
+        <w:t>GitHub</w:t>
+      </w:r>
+      <w:r>
+        <w:rPr>
+          <w:rFonts w:ascii="Times New Roman" w:eastAsia="Times New Roman" w:hAnsi="Times New Roman" w:cs="Times New Roman"/>
+          <w:sz w:val="22"/>
+          <w:szCs w:val="24"/>
+          <w:lang w:eastAsia="en-US"/>
+        </w:rPr>
+        <w:t xml:space="preserve">, </w:t>
       </w:r>
       <w:proofErr w:type="spellStart"/>
       <w:r>
         <w:rPr>
           <w:rFonts w:ascii="Times New Roman" w:eastAsia="Times New Roman" w:hAnsi="Times New Roman" w:cs="Times New Roman"/>
-          <w:sz w:val="22"/>
-          <w:szCs w:val="24"/>
-          <w:lang w:eastAsia="en-US"/>
-        </w:rPr>
-        <w:t>DevOps</w:t>
+          <w:b/>
+          <w:bCs/>
+          <w:sz w:val="22"/>
+          <w:szCs w:val="24"/>
+          <w:lang w:eastAsia="en-US"/>
+        </w:rPr>
+        <w:t>GitLab</w:t>
       </w:r>
       <w:proofErr w:type="spellEnd"/>
       <w:r>
         <w:rPr>
           <w:rFonts w:ascii="Times New Roman" w:eastAsia="Times New Roman" w:hAnsi="Times New Roman" w:cs="Times New Roman"/>
-          <w:sz w:val="22"/>
-          <w:szCs w:val="24"/>
-          <w:lang w:eastAsia="en-US"/>
-        </w:rPr>
-        <w:t xml:space="preserve"> on </w:t>
-      </w:r>
-      <w:proofErr w:type="spellStart"/>
-      <w:r>
-        <w:rPr>
-          <w:rFonts w:ascii="Times New Roman" w:eastAsia="Times New Roman" w:hAnsi="Times New Roman" w:cs="Times New Roman"/>
-          <w:b/>
-          <w:bCs/>
-          <w:sz w:val="22"/>
-          <w:szCs w:val="24"/>
-          <w:lang w:eastAsia="en-US"/>
-        </w:rPr>
-        <w:t>Docker</w:t>
-      </w:r>
-      <w:proofErr w:type="spellEnd"/>
+          <w:b/>
+          <w:bCs/>
+          <w:sz w:val="22"/>
+          <w:szCs w:val="24"/>
+          <w:lang w:eastAsia="en-US"/>
+        </w:rPr>
+        <w:t xml:space="preserve"> CI/CD</w:t>
+      </w:r>
       <w:r>
         <w:rPr>
           <w:rFonts w:ascii="Times New Roman" w:eastAsia="Times New Roman" w:hAnsi="Times New Roman" w:cs="Times New Roman"/>
@@ -2643,19 +2516,17 @@
         </w:rPr>
         <w:t xml:space="preserve">, </w:t>
       </w:r>
-      <w:proofErr w:type="spellStart"/>
-      <w:r>
-        <w:rPr>
-          <w:rFonts w:ascii="Times New Roman" w:eastAsia="Times New Roman" w:hAnsi="Times New Roman" w:cs="Times New Roman"/>
-          <w:b/>
-          <w:bCs/>
-          <w:sz w:val="22"/>
-          <w:szCs w:val="24"/>
-          <w:lang w:eastAsia="en-US"/>
-        </w:rPr>
-        <w:t>GitHub</w:t>
-      </w:r>
-      <w:proofErr w:type="spellEnd"/>
+      <w:r>
+        <w:rPr>
+          <w:rFonts w:ascii="Times New Roman" w:eastAsia="Times New Roman" w:hAnsi="Times New Roman" w:cs="Times New Roman"/>
+          <w:b/>
+          <w:bCs/>
+          <w:sz w:val="22"/>
+          <w:szCs w:val="24"/>
+          <w:lang w:eastAsia="en-US"/>
+        </w:rPr>
+        <w:t>Linux</w:t>
+      </w:r>
       <w:r>
         <w:rPr>
           <w:rFonts w:ascii="Times New Roman" w:eastAsia="Times New Roman" w:hAnsi="Times New Roman" w:cs="Times New Roman"/>
@@ -2665,60 +2536,6 @@
         </w:rPr>
         <w:t xml:space="preserve">, </w:t>
       </w:r>
-      <w:proofErr w:type="spellStart"/>
-      <w:r>
-        <w:rPr>
-          <w:rFonts w:ascii="Times New Roman" w:eastAsia="Times New Roman" w:hAnsi="Times New Roman" w:cs="Times New Roman"/>
-          <w:b/>
-          <w:bCs/>
-          <w:sz w:val="22"/>
-          <w:szCs w:val="24"/>
-          <w:lang w:eastAsia="en-US"/>
-        </w:rPr>
-        <w:t>GitLab</w:t>
-      </w:r>
-      <w:proofErr w:type="spellEnd"/>
-      <w:r>
-        <w:rPr>
-          <w:rFonts w:ascii="Times New Roman" w:eastAsia="Times New Roman" w:hAnsi="Times New Roman" w:cs="Times New Roman"/>
-          <w:b/>
-          <w:bCs/>
-          <w:sz w:val="22"/>
-          <w:szCs w:val="24"/>
-          <w:lang w:eastAsia="en-US"/>
-        </w:rPr>
-        <w:t xml:space="preserve"> CI/CD</w:t>
-      </w:r>
-      <w:r>
-        <w:rPr>
-          <w:rFonts w:ascii="Times New Roman" w:eastAsia="Times New Roman" w:hAnsi="Times New Roman" w:cs="Times New Roman"/>
-          <w:sz w:val="22"/>
-          <w:szCs w:val="24"/>
-          <w:lang w:eastAsia="en-US"/>
-        </w:rPr>
-        <w:t xml:space="preserve">, </w:t>
-      </w:r>
-      <w:r>
-        <w:rPr>
-          <w:rFonts w:ascii="Times New Roman" w:eastAsia="Times New Roman" w:hAnsi="Times New Roman" w:cs="Times New Roman"/>
-          <w:b/>
-          <w:bCs/>
-          <w:sz w:val="22"/>
-          <w:szCs w:val="24"/>
-          <w:lang w:eastAsia="en-US"/>
-        </w:rPr>
-        <w:t>Linux</w:t>
-      </w:r>
-      <w:r>
-        <w:rPr>
-          <w:rFonts w:ascii="Times New Roman" w:eastAsia="Times New Roman" w:hAnsi="Times New Roman" w:cs="Times New Roman"/>
-          <w:sz w:val="22"/>
-          <w:szCs w:val="24"/>
-          <w:lang w:eastAsia="en-US"/>
-        </w:rPr>
-        <w:t xml:space="preserve">, </w:t>
-      </w:r>
-      <w:proofErr w:type="spellStart"/>
       <w:r>
         <w:rPr>
           <w:rFonts w:ascii="Times New Roman" w:eastAsia="Times New Roman" w:hAnsi="Times New Roman" w:cs="Times New Roman"/>
@@ -2730,7 +2547,6 @@
         </w:rPr>
         <w:t>Nginx</w:t>
       </w:r>
-      <w:proofErr w:type="spellEnd"/>
       <w:r>
         <w:rPr>
           <w:rFonts w:ascii="Times New Roman" w:eastAsia="Times New Roman" w:hAnsi="Times New Roman" w:cs="Times New Roman"/>
@@ -2826,7 +2642,6 @@
         </w:rPr>
         <w:t xml:space="preserve"> and </w:t>
       </w:r>
-      <w:proofErr w:type="spellStart"/>
       <w:r>
         <w:rPr>
           <w:rFonts w:ascii="Times New Roman" w:eastAsia="Times New Roman" w:hAnsi="Times New Roman" w:cs="Times New Roman"/>
@@ -2838,7 +2653,6 @@
         </w:rPr>
         <w:t>PostgreSQL</w:t>
       </w:r>
-      <w:proofErr w:type="spellEnd"/>
       <w:r>
         <w:rPr>
           <w:rFonts w:ascii="Times New Roman" w:eastAsia="Times New Roman" w:hAnsi="Times New Roman" w:cs="Times New Roman"/>
@@ -3306,21 +3120,8 @@
           <w:szCs w:val="24"/>
           <w:lang w:eastAsia="en-US"/>
         </w:rPr>
-        <w:t>Apache/</w:t>
-      </w:r>
-      <w:proofErr w:type="spellStart"/>
-      <w:r>
-        <w:rPr>
-          <w:rFonts w:ascii="Times New Roman" w:eastAsia="Times New Roman" w:hAnsi="Times New Roman" w:cs="Times New Roman"/>
-          <w:b/>
-          <w:bCs/>
-          <w:sz w:val="24"/>
-          <w:szCs w:val="24"/>
-          <w:lang w:eastAsia="en-US"/>
-        </w:rPr>
-        <w:t>Nginx</w:t>
-      </w:r>
-      <w:proofErr w:type="spellEnd"/>
+        <w:t>Apache/Nginx</w:t>
+      </w:r>
       <w:r>
         <w:rPr>
           <w:rFonts w:ascii="Times New Roman" w:eastAsia="Times New Roman" w:hAnsi="Times New Roman" w:cs="Times New Roman"/>
@@ -3736,7 +3537,6 @@
         </w:rPr>
         <w:t xml:space="preserve">, </w:t>
       </w:r>
-      <w:proofErr w:type="spellStart"/>
       <w:r>
         <w:rPr>
           <w:rFonts w:ascii="Times New Roman" w:eastAsia="Times New Roman" w:hAnsi="Times New Roman" w:cs="Times New Roman"/>
@@ -3748,7 +3548,6 @@
         </w:rPr>
         <w:t>Docker</w:t>
       </w:r>
-      <w:proofErr w:type="spellEnd"/>
       <w:r>
         <w:rPr>
           <w:rFonts w:ascii="Times New Roman" w:eastAsia="Times New Roman" w:hAnsi="Times New Roman" w:cs="Times New Roman"/>
@@ -3906,8 +3705,10 @@
           <w:sz w:val="22"/>
           <w:szCs w:val="28"/>
         </w:rPr>
-        <w:t>Sept</w:t>
-      </w:r>
+        <w:t>Sep</w:t>
+      </w:r>
+      <w:bookmarkStart w:id="0" w:name="_GoBack"/>
+      <w:bookmarkEnd w:id="0"/>
       <w:r>
         <w:rPr>
           <w:rFonts w:asciiTheme="majorBidi" w:hAnsiTheme="majorBidi" w:cstheme="majorBidi"/>
@@ -4358,7 +4159,6 @@
         </w:rPr>
         <w:t xml:space="preserve"> and </w:t>
       </w:r>
-      <w:proofErr w:type="spellStart"/>
       <w:r>
         <w:rPr>
           <w:rFonts w:ascii="Times New Roman" w:eastAsia="Times New Roman" w:hAnsi="Times New Roman" w:cs="Times New Roman"/>
@@ -4370,7 +4170,6 @@
         </w:rPr>
         <w:t>PostgreSQL</w:t>
       </w:r>
-      <w:proofErr w:type="spellEnd"/>
       <w:r>
         <w:rPr>
           <w:rFonts w:ascii="Times New Roman" w:eastAsia="Times New Roman" w:hAnsi="Times New Roman" w:cs="Times New Roman"/>
@@ -4538,7 +4337,6 @@
         </w:rPr>
         <w:t xml:space="preserve">, </w:t>
       </w:r>
-      <w:proofErr w:type="spellStart"/>
       <w:r>
         <w:rPr>
           <w:rFonts w:ascii="Times New Roman" w:eastAsia="Times New Roman" w:hAnsi="Times New Roman" w:cs="Times New Roman"/>
@@ -4550,7 +4348,6 @@
         </w:rPr>
         <w:t>Nginx</w:t>
       </w:r>
-      <w:proofErr w:type="spellEnd"/>
       <w:r>
         <w:rPr>
           <w:rFonts w:ascii="Times New Roman" w:eastAsia="Times New Roman" w:hAnsi="Times New Roman" w:cs="Times New Roman"/>
@@ -4696,7 +4493,6 @@
         </w:rPr>
         <w:t xml:space="preserve">, and early </w:t>
       </w:r>
-      <w:proofErr w:type="spellStart"/>
       <w:r>
         <w:rPr>
           <w:rFonts w:ascii="Times New Roman" w:eastAsia="Times New Roman" w:hAnsi="Times New Roman" w:cs="Times New Roman"/>
@@ -4708,7 +4504,6 @@
         </w:rPr>
         <w:t>Docker</w:t>
       </w:r>
-      <w:proofErr w:type="spellEnd"/>
       <w:r>
         <w:rPr>
           <w:rFonts w:ascii="Times New Roman" w:eastAsia="Times New Roman" w:hAnsi="Times New Roman" w:cs="Times New Roman"/>
@@ -4934,7 +4729,6 @@
         </w:rPr>
         <w:t xml:space="preserve">, </w:t>
       </w:r>
-      <w:proofErr w:type="spellStart"/>
       <w:r>
         <w:rPr>
           <w:rFonts w:ascii="Times New Roman" w:eastAsia="Times New Roman" w:hAnsi="Times New Roman" w:cs="Times New Roman"/>
@@ -4946,7 +4740,6 @@
         </w:rPr>
         <w:t>jQuery</w:t>
       </w:r>
-      <w:proofErr w:type="spellEnd"/>
       <w:r>
         <w:rPr>
           <w:rFonts w:ascii="Times New Roman" w:eastAsia="Times New Roman" w:hAnsi="Times New Roman" w:cs="Times New Roman"/>
@@ -5534,29 +5327,16 @@
           <w:lang w:eastAsia="en-US"/>
         </w:rPr>
       </w:pPr>
-      <w:proofErr w:type="spellStart"/>
-      <w:r>
-        <w:rPr>
-          <w:rFonts w:ascii="Times New Roman" w:eastAsia="Times New Roman" w:hAnsi="Times New Roman" w:cs="Times New Roman"/>
-          <w:b/>
-          <w:bCs/>
-          <w:sz w:val="22"/>
-          <w:szCs w:val="24"/>
-          <w:lang w:eastAsia="en-US"/>
-        </w:rPr>
-        <w:t>Zend</w:t>
-      </w:r>
-      <w:proofErr w:type="spellEnd"/>
-      <w:r>
-        <w:rPr>
-          <w:rFonts w:ascii="Times New Roman" w:eastAsia="Times New Roman" w:hAnsi="Times New Roman" w:cs="Times New Roman"/>
-          <w:b/>
-          <w:bCs/>
-          <w:sz w:val="22"/>
-          <w:szCs w:val="24"/>
-          <w:lang w:eastAsia="en-US"/>
-        </w:rPr>
-        <w:t xml:space="preserve"> PHP Certified Engineer — 2022</w:t>
+      <w:r>
+        <w:rPr>
+          <w:rFonts w:ascii="Times New Roman" w:eastAsia="Times New Roman" w:hAnsi="Times New Roman" w:cs="Times New Roman"/>
+          <w:b/>
+          <w:bCs/>
+          <w:sz w:val="22"/>
+          <w:szCs w:val="24"/>
+          <w:lang w:eastAsia="en-US"/>
+        </w:rPr>
+        <w:t>Zend PHP Certified Engineer — 2022</w:t>
       </w:r>
     </w:p>
     <w:p>
@@ -10127,7 +9907,6 @@
       <w:jc w:val="both"/>
     </w:pPr>
     <w:tblPr>
-      <w:tblInd w:w="0" w:type="dxa"/>
       <w:tblBorders>
         <w:top w:val="single" w:sz="4" w:space="0" w:color="auto"/>
         <w:left w:val="single" w:sz="4" w:space="0" w:color="auto"/>
@@ -10136,12 +9915,6 @@
         <w:insideH w:val="single" w:sz="4" w:space="0" w:color="auto"/>
         <w:insideV w:val="single" w:sz="4" w:space="0" w:color="auto"/>
       </w:tblBorders>
-      <w:tblCellMar>
-        <w:top w:w="0" w:type="dxa"/>
-        <w:left w:w="108" w:type="dxa"/>
-        <w:bottom w:w="0" w:type="dxa"/>
-        <w:right w:w="108" w:type="dxa"/>
-      </w:tblCellMar>
     </w:tblPr>
   </w:style>
   <w:style w:type="character" w:customStyle="1" w:styleId="NormalWebChar">
@@ -10412,7 +10185,6 @@
       <w:jc w:val="both"/>
     </w:pPr>
     <w:tblPr>
-      <w:tblInd w:w="0" w:type="dxa"/>
       <w:tblBorders>
         <w:top w:val="single" w:sz="4" w:space="0" w:color="auto"/>
         <w:left w:val="single" w:sz="4" w:space="0" w:color="auto"/>
@@ -10421,12 +10193,6 @@
         <w:insideH w:val="single" w:sz="4" w:space="0" w:color="auto"/>
         <w:insideV w:val="single" w:sz="4" w:space="0" w:color="auto"/>
       </w:tblBorders>
-      <w:tblCellMar>
-        <w:top w:w="0" w:type="dxa"/>
-        <w:left w:w="108" w:type="dxa"/>
-        <w:bottom w:w="0" w:type="dxa"/>
-        <w:right w:w="108" w:type="dxa"/>
-      </w:tblCellMar>
     </w:tblPr>
   </w:style>
   <w:style w:type="character" w:customStyle="1" w:styleId="NormalWebChar">
